--- a/Prog6212 POE.docx
+++ b/Prog6212 POE.docx
@@ -266,7 +266,7 @@
               </mc:Choice>
               <mc:Fallback>
                 <w:pict>
-                  <v:group w14:anchorId="7D416721" id="Group 157" o:spid="_x0000_s1026" style="position:absolute;margin-left:0;margin-top:0;width:8in;height:95.7pt;z-index:251662336;mso-width-percent:941;mso-height-percent:121;mso-top-percent:23;mso-position-horizontal:center;mso-position-horizontal-relative:page;mso-position-vertical-relative:page;mso-width-percent:941;mso-height-percent:121;mso-top-percent:23" coordorigin="" coordsize="73152,12161" o:gfxdata="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">
+                  <v:group w14:anchorId="20AA724D" id="Group 157" o:spid="_x0000_s1026" style="position:absolute;margin-left:0;margin-top:0;width:8in;height:95.7pt;z-index:251662336;mso-width-percent:941;mso-height-percent:121;mso-top-percent:23;mso-position-horizontal:center;mso-position-horizontal-relative:page;mso-position-vertical-relative:page;mso-width-percent:941;mso-height-percent:121;mso-top-percent:23" coordorigin="" coordsize="73152,12161" o:gfxdata="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">
                     <v:shape id="Rectangle 51" o:spid="_x0000_s1027" style="position:absolute;width:73152;height:11303;visibility:visible;mso-wrap-style:square;v-text-anchor:middle" coordsize="7312660,1129665" o:gfxdata="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" path="m,l7312660,r,1129665l3619500,733425,,1091565,,xe" fillcolor="#156082 [3204]" stroked="f" strokeweight="1pt">
                       <v:stroke joinstyle="miter"/>
                       <v:path arrowok="t" o:connecttype="custom" o:connectlocs="0,0;7315200,0;7315200,1130373;3620757,733885;0,1092249;0,0" o:connectangles="0,0,0,0,0,0"/>
@@ -4290,6 +4290,101 @@
     <w:p>
       <w:r>
         <w:t>(1104, 102, '1st')</w:t>
+      </w:r>
+    </w:p>
+    <w:p>
+      <w:r>
+        <w:rPr>
+          <w:noProof/>
+        </w:rPr>
+        <w:lastRenderedPageBreak/>
+        <w:drawing>
+          <wp:inline distT="0" distB="0" distL="0" distR="0" wp14:anchorId="06D2D131" wp14:editId="280D12B5">
+            <wp:extent cx="5502117" cy="5258256"/>
+            <wp:effectExtent l="0" t="0" r="3810" b="0"/>
+            <wp:docPr id="1126724167" name="Picture 3"/>
+            <wp:cNvGraphicFramePr>
+              <a:graphicFrameLocks xmlns:a="http://schemas.openxmlformats.org/drawingml/2006/main" noChangeAspect="1"/>
+            </wp:cNvGraphicFramePr>
+            <a:graphic xmlns:a="http://schemas.openxmlformats.org/drawingml/2006/main">
+              <a:graphicData uri="http://schemas.openxmlformats.org/drawingml/2006/picture">
+                <pic:pic xmlns:pic="http://schemas.openxmlformats.org/drawingml/2006/picture">
+                  <pic:nvPicPr>
+                    <pic:cNvPr id="1126724167" name="Picture 1126724167"/>
+                    <pic:cNvPicPr/>
+                  </pic:nvPicPr>
+                  <pic:blipFill>
+                    <a:blip r:embed="rId10">
+                      <a:extLst>
+                        <a:ext uri="{28A0092B-C50C-407E-A947-70E740481C1C}">
+                          <a14:useLocalDpi xmlns:a14="http://schemas.microsoft.com/office/drawing/2010/main" val="0"/>
+                        </a:ext>
+                      </a:extLst>
+                    </a:blip>
+                    <a:stretch>
+                      <a:fillRect/>
+                    </a:stretch>
+                  </pic:blipFill>
+                  <pic:spPr>
+                    <a:xfrm>
+                      <a:off x="0" y="0"/>
+                      <a:ext cx="5502117" cy="5258256"/>
+                    </a:xfrm>
+                    <a:prstGeom prst="rect">
+                      <a:avLst/>
+                    </a:prstGeom>
+                  </pic:spPr>
+                </pic:pic>
+              </a:graphicData>
+            </a:graphic>
+          </wp:inline>
+        </w:drawing>
+      </w:r>
+      <w:r>
+        <w:rPr>
+          <w:noProof/>
+        </w:rPr>
+        <w:drawing>
+          <wp:inline distT="0" distB="0" distL="0" distR="0" wp14:anchorId="16DEEC40" wp14:editId="3D032BE1">
+            <wp:extent cx="5731510" cy="3051810"/>
+            <wp:effectExtent l="0" t="0" r="2540" b="0"/>
+            <wp:docPr id="1631947684" name="Picture 4" descr="A screenshot of a computer&#10;&#10;AI-generated content may be incorrect."/>
+            <wp:cNvGraphicFramePr>
+              <a:graphicFrameLocks xmlns:a="http://schemas.openxmlformats.org/drawingml/2006/main" noChangeAspect="1"/>
+            </wp:cNvGraphicFramePr>
+            <a:graphic xmlns:a="http://schemas.openxmlformats.org/drawingml/2006/main">
+              <a:graphicData uri="http://schemas.openxmlformats.org/drawingml/2006/picture">
+                <pic:pic xmlns:pic="http://schemas.openxmlformats.org/drawingml/2006/picture">
+                  <pic:nvPicPr>
+                    <pic:cNvPr id="1631947684" name="Picture 4" descr="A screenshot of a computer&#10;&#10;AI-generated content may be incorrect."/>
+                    <pic:cNvPicPr/>
+                  </pic:nvPicPr>
+                  <pic:blipFill>
+                    <a:blip r:embed="rId11">
+                      <a:extLst>
+                        <a:ext uri="{28A0092B-C50C-407E-A947-70E740481C1C}">
+                          <a14:useLocalDpi xmlns:a14="http://schemas.microsoft.com/office/drawing/2010/main" val="0"/>
+                        </a:ext>
+                      </a:extLst>
+                    </a:blip>
+                    <a:stretch>
+                      <a:fillRect/>
+                    </a:stretch>
+                  </pic:blipFill>
+                  <pic:spPr>
+                    <a:xfrm>
+                      <a:off x="0" y="0"/>
+                      <a:ext cx="5731510" cy="3051810"/>
+                    </a:xfrm>
+                    <a:prstGeom prst="rect">
+                      <a:avLst/>
+                    </a:prstGeom>
+                  </pic:spPr>
+                </pic:pic>
+              </a:graphicData>
+            </a:graphic>
+          </wp:inline>
+        </w:drawing>
       </w:r>
     </w:p>
     <w:sectPr>
